--- a/assets/downloads/simulation-32/simulation-schedule.docx
+++ b/assets/downloads/simulation-32/simulation-schedule.docx
@@ -62,54 +62,34 @@
       <w:pPr>
         <w:spacing w:line="480" w:lineRule="auto"/>
         <w:rPr>
-          <w:del w:id="93" w:author="Anna Seaman" w:date="2026-08-11T17:47:00Z" w16du:dateUtc="2026-08-11T22:47:00Z"/>
           <w:rFonts w:ascii="Times New Roman" w:hAnsi="Times New Roman" w:cs="Times New Roman"/>
           <w:color w:val="000000"/>
         </w:rPr>
       </w:pPr>
       <w:bookmarkStart w:id="94" w:name="_Hlk216971601"/>
-      <w:ins w:id="95" w:author="Anna Seaman" w:date="2026-08-11T17:47:00Z">
-        <w:r>
-          <w:rPr>
-            <w:rFonts w:ascii="Aptos" w:hAnsi="Aptos" w:cs="Aptos" w:eastAsia="Aptos"/>
-            <w:color w:val="000000"/>
-          </w:rPr>
-          <w:t xml:space="preserve">23 minutes total: each student will have 18 minutes to conduct an evaluation and select a modality treatment </w:t>
-        </w:r>
-        <w:r>
-          <w:rPr>
-            <w:rFonts w:ascii="Aptos" w:hAnsi="Aptos" w:cs="Aptos" w:eastAsia="Aptos"/>
-            <w:i/>
-            <w:iCs/>
-            <w:color w:val="000000"/>
-          </w:rPr>
-          <w:t xml:space="preserve">or </w:t>
-        </w:r>
-        <w:r>
-          <w:rPr>
-            <w:rFonts w:ascii="Aptos" w:hAnsi="Aptos" w:cs="Aptos" w:eastAsia="Aptos"/>
-            <w:color w:val="000000"/>
-          </w:rPr>
-          <w:t>instruct three rehabilitation exercises for the patient, 5 minutes of transition between each HCP</w:t>
-        </w:r>
-      </w:ins>
-      <w:del w:id="96" w:author="Anna Seaman" w:date="2026-08-11T17:47:00Z" w16du:dateUtc="2026-08-11T22:47:00Z">
-        <w:r>
-          <w:rPr>
-            <w:rFonts w:ascii="Times New Roman" w:hAnsi="Times New Roman" w:cs="Times New Roman"/>
-            <w:color w:val="000000"/>
-            <w:rPrChange w:id="97" w:author="Anna Seaman" w:date="2026-08-11T17:47:00Z" w16du:dateUtc="2026-08-11T22:47:00Z">
-              <w:rPr>
-                <w:rFonts w:ascii="Times New Roman" w:hAnsi="Times New Roman" w:cs="Times New Roman"/>
-                <w:b/>
-                <w:bCs/>
-                <w:color w:val="000000"/>
-              </w:rPr>
-            </w:rPrChange>
-          </w:rPr>
-          <w:delText>\qqPSM: Copy from the student ebook\</w:delText>
-        </w:r>
-      </w:del>
+      <w:r>
+        <w:rPr>
+          <w:rFonts w:ascii="Aptos" w:hAnsi="Aptos" w:cs="Aptos" w:eastAsia="Aptos"/>
+          <w:color w:val="000000"/>
+        </w:rPr>
+        <w:t xml:space="preserve">23 minutes total: each student will have 18 minutes to conduct an evaluation and select a modality treatment </w:t>
+      </w:r>
+      <w:r>
+        <w:rPr>
+          <w:rFonts w:ascii="Aptos" w:hAnsi="Aptos" w:cs="Aptos" w:eastAsia="Aptos"/>
+          <w:i/>
+          <w:iCs/>
+          <w:color w:val="000000"/>
+        </w:rPr>
+        <w:t xml:space="preserve">or </w:t>
+      </w:r>
+      <w:r>
+        <w:rPr>
+          <w:rFonts w:ascii="Aptos" w:hAnsi="Aptos" w:cs="Aptos" w:eastAsia="Aptos"/>
+          <w:color w:val="000000"/>
+        </w:rPr>
+        <w:t>instruct three rehabilitation exercises for the patient, 5 minutes of transition between each HCP</w:t>
+      </w:r>
     </w:p>
     <w:p>
       <w:pPr>
@@ -146,59 +126,20 @@
           <w:insideV w:val="single" w:sz="4" w:space="0" w:color="auto"/>
         </w:tblBorders>
         <w:tblLook w:val="04A0" w:firstRow="1" w:lastRow="0" w:firstColumn="1" w:lastColumn="0" w:noHBand="0" w:noVBand="1"/>
-        <w:tblPrChange w:id="101" w:author="Anna Seaman" w:date="2026-08-11T17:48:00Z" w16du:dateUtc="2026-08-11T22:48:00Z">
-          <w:tblPr>
-            <w:tblW w:w="0" w:type="auto"/>
-            <w:tblInd w:w="8" w:type="dxa"/>
-            <w:tblBorders>
-              <w:top w:val="single" w:sz="4" w:space="0" w:color="auto"/>
-              <w:left w:val="single" w:sz="4" w:space="0" w:color="auto"/>
-              <w:bottom w:val="single" w:sz="4" w:space="0" w:color="auto"/>
-              <w:right w:val="single" w:sz="4" w:space="0" w:color="auto"/>
-              <w:insideH w:val="single" w:sz="4" w:space="0" w:color="auto"/>
-              <w:insideV w:val="single" w:sz="4" w:space="0" w:color="auto"/>
-            </w:tblBorders>
-            <w:tblLook w:val="04A0" w:firstRow="1" w:lastRow="0" w:firstColumn="1" w:lastColumn="0" w:noHBand="0" w:noVBand="1"/>
-          </w:tblPr>
-        </w:tblPrChange>
       </w:tblPr>
       <w:tblGrid>
         <w:gridCol w:w="1638"/>
         <w:gridCol w:w="2772"/>
         <w:gridCol w:w="2772"/>
-        <w:tblGridChange w:id="102">
-          <w:tblGrid>
-            <w:gridCol w:w="8"/>
-            <w:gridCol w:w="1630"/>
-            <w:gridCol w:w="522"/>
-            <w:gridCol w:w="2160"/>
-            <w:gridCol w:w="90"/>
-            <w:gridCol w:w="2525"/>
-            <w:gridCol w:w="247"/>
-          </w:tblGrid>
-        </w:tblGridChange>
       </w:tblGrid>
       <w:tr>
         <w:trPr>
           <w:trHeight w:val="300"/>
-          <w:trPrChange w:id="103" w:author="Anna Seaman" w:date="2026-08-11T17:48:00Z" w16du:dateUtc="2026-08-11T22:48:00Z">
-            <w:trPr>
-              <w:gridBefore w:val="1"/>
-              <w:gridAfter w:val="0"/>
-              <w:trHeight w:val="300"/>
-            </w:trPr>
-          </w:trPrChange>
         </w:trPr>
         <w:tc>
           <w:tcPr>
             <w:tcW w:w="1638" w:type="dxa"/>
             <w:shd w:val="clear" w:color="auto" w:fill="A73023"/>
-            <w:tcPrChange w:id="104" w:author="Anna Seaman" w:date="2026-08-11T17:48:00Z" w16du:dateUtc="2026-08-11T22:48:00Z">
-              <w:tcPr>
-                <w:tcW w:w="2152" w:type="dxa"/>
-                <w:gridSpan w:val="2"/>
-              </w:tcPr>
-            </w:tcPrChange>
           </w:tcPr>
           <w:p>
             <w:pPr>
@@ -209,20 +150,7 @@
                 <w:b/>
                 <w:bCs/>
                 <w:color w:val="FFFFFF" w:themeColor="background1"/>
-                <w:rPrChange w:id="105" w:author="Anna Seaman" w:date="2026-08-11T17:48:00Z" w16du:dateUtc="2026-08-11T22:48:00Z">
-                  <w:rPr>
-                    <w:rFonts w:ascii="Times New Roman" w:hAnsi="Times New Roman" w:cs="Times New Roman"/>
-                    <w:b/>
-                    <w:bCs/>
-                    <w:color w:val="000000"/>
-                  </w:rPr>
-                </w:rPrChange>
-              </w:rPr>
-              <w:pPrChange w:id="106" w:author="Anna Seaman" w:date="2026-08-11T17:48:00Z" w16du:dateUtc="2026-08-11T22:48:00Z">
-                <w:pPr>
-                  <w:spacing w:line="480" w:lineRule="auto"/>
-                </w:pPr>
-              </w:pPrChange>
+              </w:rPr>
             </w:pPr>
             <w:r>
               <w:rPr>
@@ -230,14 +158,6 @@
                 <w:b/>
                 <w:bCs/>
                 <w:color w:val="FFFFFF" w:themeColor="background1"/>
-                <w:rPrChange w:id="107" w:author="Anna Seaman" w:date="2026-08-11T17:48:00Z" w16du:dateUtc="2026-08-11T22:48:00Z">
-                  <w:rPr>
-                    <w:rFonts w:ascii="Times New Roman" w:hAnsi="Times New Roman" w:cs="Times New Roman"/>
-                    <w:b/>
-                    <w:bCs/>
-                    <w:color w:val="000000"/>
-                  </w:rPr>
-                </w:rPrChange>
               </w:rPr>
               <w:t>TIME</w:t>
             </w:r>
@@ -247,11 +167,6 @@
           <w:tcPr>
             <w:tcW w:w="2772" w:type="dxa"/>
             <w:shd w:val="clear" w:color="auto" w:fill="A73023"/>
-            <w:tcPrChange w:id="108" w:author="Anna Seaman" w:date="2026-08-11T17:48:00Z" w16du:dateUtc="2026-08-11T22:48:00Z">
-              <w:tcPr>
-                <w:tcW w:w="2160" w:type="dxa"/>
-              </w:tcPr>
-            </w:tcPrChange>
           </w:tcPr>
           <w:p>
             <w:pPr>
@@ -262,20 +177,7 @@
                 <w:b/>
                 <w:bCs/>
                 <w:color w:val="FFFFFF" w:themeColor="background1"/>
-                <w:rPrChange w:id="109" w:author="Anna Seaman" w:date="2026-08-11T17:48:00Z" w16du:dateUtc="2026-08-11T22:48:00Z">
-                  <w:rPr>
-                    <w:rFonts w:ascii="Times New Roman" w:hAnsi="Times New Roman" w:cs="Times New Roman"/>
-                    <w:b/>
-                    <w:bCs/>
-                    <w:color w:val="000000"/>
-                  </w:rPr>
-                </w:rPrChange>
-              </w:rPr>
-              <w:pPrChange w:id="110" w:author="Anna Seaman" w:date="2026-08-11T17:48:00Z" w16du:dateUtc="2026-08-11T22:48:00Z">
-                <w:pPr>
-                  <w:spacing w:line="480" w:lineRule="auto"/>
-                </w:pPr>
-              </w:pPrChange>
+              </w:rPr>
             </w:pPr>
             <w:r>
               <w:rPr>
@@ -283,14 +185,6 @@
                 <w:b/>
                 <w:bCs/>
                 <w:color w:val="FFFFFF" w:themeColor="background1"/>
-                <w:rPrChange w:id="111" w:author="Anna Seaman" w:date="2026-08-11T17:48:00Z" w16du:dateUtc="2026-08-11T22:48:00Z">
-                  <w:rPr>
-                    <w:rFonts w:ascii="Times New Roman" w:hAnsi="Times New Roman" w:cs="Times New Roman"/>
-                    <w:b/>
-                    <w:bCs/>
-                    <w:color w:val="000000"/>
-                  </w:rPr>
-                </w:rPrChange>
               </w:rPr>
               <w:t>LOCATION 1</w:t>
             </w:r>
@@ -300,12 +194,6 @@
           <w:tcPr>
             <w:tcW w:w="2772" w:type="dxa"/>
             <w:shd w:val="clear" w:color="auto" w:fill="A73023"/>
-            <w:tcPrChange w:id="112" w:author="Anna Seaman" w:date="2026-08-11T17:48:00Z" w16du:dateUtc="2026-08-11T22:48:00Z">
-              <w:tcPr>
-                <w:tcW w:w="2615" w:type="dxa"/>
-                <w:gridSpan w:val="2"/>
-              </w:tcPr>
-            </w:tcPrChange>
           </w:tcPr>
           <w:p>
             <w:pPr>
@@ -316,20 +204,7 @@
                 <w:b/>
                 <w:bCs/>
                 <w:color w:val="FFFFFF" w:themeColor="background1"/>
-                <w:rPrChange w:id="113" w:author="Anna Seaman" w:date="2026-08-11T17:48:00Z" w16du:dateUtc="2026-08-11T22:48:00Z">
-                  <w:rPr>
-                    <w:rFonts w:ascii="Times New Roman" w:hAnsi="Times New Roman" w:cs="Times New Roman"/>
-                    <w:b/>
-                    <w:bCs/>
-                    <w:color w:val="000000"/>
-                  </w:rPr>
-                </w:rPrChange>
-              </w:rPr>
-              <w:pPrChange w:id="114" w:author="Anna Seaman" w:date="2026-08-11T17:48:00Z" w16du:dateUtc="2026-08-11T22:48:00Z">
-                <w:pPr>
-                  <w:spacing w:line="480" w:lineRule="auto"/>
-                </w:pPr>
-              </w:pPrChange>
+              </w:rPr>
             </w:pPr>
             <w:r>
               <w:rPr>
@@ -337,14 +212,6 @@
                 <w:b/>
                 <w:bCs/>
                 <w:color w:val="FFFFFF" w:themeColor="background1"/>
-                <w:rPrChange w:id="115" w:author="Anna Seaman" w:date="2026-08-11T17:48:00Z" w16du:dateUtc="2026-08-11T22:48:00Z">
-                  <w:rPr>
-                    <w:rFonts w:ascii="Times New Roman" w:hAnsi="Times New Roman" w:cs="Times New Roman"/>
-                    <w:b/>
-                    <w:bCs/>
-                    <w:color w:val="000000"/>
-                  </w:rPr>
-                </w:rPrChange>
               </w:rPr>
               <w:t>LOCATION 2</w:t>
             </w:r>
@@ -354,23 +221,10 @@
       <w:tr>
         <w:trPr>
           <w:trHeight w:val="300"/>
-          <w:trPrChange w:id="116" w:author="Anna Seaman" w:date="2026-08-11T17:48:00Z" w16du:dateUtc="2026-08-11T22:48:00Z">
-            <w:trPr>
-              <w:gridBefore w:val="1"/>
-              <w:gridAfter w:val="0"/>
-              <w:trHeight w:val="300"/>
-            </w:trPr>
-          </w:trPrChange>
         </w:trPr>
         <w:tc>
           <w:tcPr>
             <w:tcW w:w="1638" w:type="dxa"/>
-            <w:tcPrChange w:id="117" w:author="Anna Seaman" w:date="2026-08-11T17:48:00Z" w16du:dateUtc="2026-08-11T22:48:00Z">
-              <w:tcPr>
-                <w:tcW w:w="2152" w:type="dxa"/>
-                <w:gridSpan w:val="2"/>
-              </w:tcPr>
-            </w:tcPrChange>
           </w:tcPr>
           <w:p>
             <w:pPr>
@@ -420,11 +274,6 @@
         <w:tc>
           <w:tcPr>
             <w:tcW w:w="2772" w:type="dxa"/>
-            <w:tcPrChange w:id="118" w:author="Anna Seaman" w:date="2026-08-11T17:48:00Z" w16du:dateUtc="2026-08-11T22:48:00Z">
-              <w:tcPr>
-                <w:tcW w:w="2160" w:type="dxa"/>
-              </w:tcPr>
-            </w:tcPrChange>
           </w:tcPr>
           <w:p>
             <w:pPr>
@@ -448,26 +297,11 @@
               </w:rPr>
               <w:t>1</w:t>
             </w:r>
-            <w:del w:id="119" w:author="Anna Seaman" w:date="2026-08-11T17:48:00Z" w16du:dateUtc="2026-08-11T22:48:00Z">
-              <w:r>
-                <w:rPr>
-                  <w:rFonts w:ascii="Times New Roman" w:hAnsi="Times New Roman" w:cs="Times New Roman"/>
-                  <w:color w:val="000000"/>
-                </w:rPr>
-                <w:delText> </w:delText>
-              </w:r>
-            </w:del>
           </w:p>
         </w:tc>
         <w:tc>
           <w:tcPr>
             <w:tcW w:w="2772" w:type="dxa"/>
-            <w:tcPrChange w:id="120" w:author="Anna Seaman" w:date="2026-08-11T17:48:00Z" w16du:dateUtc="2026-08-11T22:48:00Z">
-              <w:tcPr>
-                <w:tcW w:w="2615" w:type="dxa"/>
-                <w:gridSpan w:val="2"/>
-              </w:tcPr>
-            </w:tcPrChange>
           </w:tcPr>
           <w:p>
             <w:pPr>
@@ -497,23 +331,10 @@
       <w:tr>
         <w:trPr>
           <w:trHeight w:val="300"/>
-          <w:trPrChange w:id="121" w:author="Anna Seaman" w:date="2026-08-11T17:48:00Z" w16du:dateUtc="2026-08-11T22:48:00Z">
-            <w:trPr>
-              <w:gridBefore w:val="1"/>
-              <w:gridAfter w:val="0"/>
-              <w:trHeight w:val="300"/>
-            </w:trPr>
-          </w:trPrChange>
         </w:trPr>
         <w:tc>
           <w:tcPr>
             <w:tcW w:w="1638" w:type="dxa"/>
-            <w:tcPrChange w:id="122" w:author="Anna Seaman" w:date="2026-08-11T17:48:00Z" w16du:dateUtc="2026-08-11T22:48:00Z">
-              <w:tcPr>
-                <w:tcW w:w="2152" w:type="dxa"/>
-                <w:gridSpan w:val="2"/>
-              </w:tcPr>
-            </w:tcPrChange>
           </w:tcPr>
           <w:p>
             <w:pPr>
@@ -563,11 +384,6 @@
         <w:tc>
           <w:tcPr>
             <w:tcW w:w="2772" w:type="dxa"/>
-            <w:tcPrChange w:id="123" w:author="Anna Seaman" w:date="2026-08-11T17:48:00Z" w16du:dateUtc="2026-08-11T22:48:00Z">
-              <w:tcPr>
-                <w:tcW w:w="2160" w:type="dxa"/>
-              </w:tcPr>
-            </w:tcPrChange>
           </w:tcPr>
           <w:p>
             <w:pPr>
@@ -591,26 +407,11 @@
               </w:rPr>
               <w:t>3</w:t>
             </w:r>
-            <w:del w:id="124" w:author="Anna Seaman" w:date="2026-08-11T17:48:00Z" w16du:dateUtc="2026-08-11T22:48:00Z">
-              <w:r>
-                <w:rPr>
-                  <w:rFonts w:ascii="Times New Roman" w:hAnsi="Times New Roman" w:cs="Times New Roman"/>
-                  <w:color w:val="000000"/>
-                </w:rPr>
-                <w:delText> </w:delText>
-              </w:r>
-            </w:del>
           </w:p>
         </w:tc>
         <w:tc>
           <w:tcPr>
             <w:tcW w:w="2772" w:type="dxa"/>
-            <w:tcPrChange w:id="125" w:author="Anna Seaman" w:date="2026-08-11T17:48:00Z" w16du:dateUtc="2026-08-11T22:48:00Z">
-              <w:tcPr>
-                <w:tcW w:w="2615" w:type="dxa"/>
-                <w:gridSpan w:val="2"/>
-              </w:tcPr>
-            </w:tcPrChange>
           </w:tcPr>
           <w:p>
             <w:pPr>
@@ -640,23 +441,10 @@
       <w:tr>
         <w:trPr>
           <w:trHeight w:val="300"/>
-          <w:trPrChange w:id="126" w:author="Anna Seaman" w:date="2026-08-11T17:48:00Z" w16du:dateUtc="2026-08-11T22:48:00Z">
-            <w:trPr>
-              <w:gridBefore w:val="1"/>
-              <w:gridAfter w:val="0"/>
-              <w:trHeight w:val="300"/>
-            </w:trPr>
-          </w:trPrChange>
         </w:trPr>
         <w:tc>
           <w:tcPr>
             <w:tcW w:w="1638" w:type="dxa"/>
-            <w:tcPrChange w:id="127" w:author="Anna Seaman" w:date="2026-08-11T17:48:00Z" w16du:dateUtc="2026-08-11T22:48:00Z">
-              <w:tcPr>
-                <w:tcW w:w="2152" w:type="dxa"/>
-                <w:gridSpan w:val="2"/>
-              </w:tcPr>
-            </w:tcPrChange>
           </w:tcPr>
           <w:p>
             <w:pPr>
@@ -706,11 +494,6 @@
         <w:tc>
           <w:tcPr>
             <w:tcW w:w="2772" w:type="dxa"/>
-            <w:tcPrChange w:id="128" w:author="Anna Seaman" w:date="2026-08-11T17:48:00Z" w16du:dateUtc="2026-08-11T22:48:00Z">
-              <w:tcPr>
-                <w:tcW w:w="2160" w:type="dxa"/>
-              </w:tcPr>
-            </w:tcPrChange>
           </w:tcPr>
           <w:p>
             <w:pPr>
@@ -739,12 +522,6 @@
         <w:tc>
           <w:tcPr>
             <w:tcW w:w="2772" w:type="dxa"/>
-            <w:tcPrChange w:id="129" w:author="Anna Seaman" w:date="2026-08-11T17:48:00Z" w16du:dateUtc="2026-08-11T22:48:00Z">
-              <w:tcPr>
-                <w:tcW w:w="2615" w:type="dxa"/>
-                <w:gridSpan w:val="2"/>
-              </w:tcPr>
-            </w:tcPrChange>
           </w:tcPr>
           <w:p>
             <w:pPr>
@@ -768,38 +545,16 @@
               </w:rPr>
               <w:t>6</w:t>
             </w:r>
-            <w:del w:id="130" w:author="Anna Seaman" w:date="2026-08-11T17:48:00Z" w16du:dateUtc="2026-08-11T22:48:00Z">
-              <w:r>
-                <w:rPr>
-                  <w:rFonts w:ascii="Times New Roman" w:hAnsi="Times New Roman" w:cs="Times New Roman"/>
-                  <w:color w:val="000000"/>
-                </w:rPr>
-                <w:delText> </w:delText>
-              </w:r>
-            </w:del>
           </w:p>
         </w:tc>
       </w:tr>
       <w:tr>
         <w:trPr>
           <w:trHeight w:val="300"/>
-          <w:trPrChange w:id="131" w:author="Anna Seaman" w:date="2026-08-11T17:48:00Z" w16du:dateUtc="2026-08-11T22:48:00Z">
-            <w:trPr>
-              <w:gridBefore w:val="1"/>
-              <w:gridAfter w:val="0"/>
-              <w:trHeight w:val="300"/>
-            </w:trPr>
-          </w:trPrChange>
         </w:trPr>
         <w:tc>
           <w:tcPr>
             <w:tcW w:w="1638" w:type="dxa"/>
-            <w:tcPrChange w:id="132" w:author="Anna Seaman" w:date="2026-08-11T17:48:00Z" w16du:dateUtc="2026-08-11T22:48:00Z">
-              <w:tcPr>
-                <w:tcW w:w="2152" w:type="dxa"/>
-                <w:gridSpan w:val="2"/>
-              </w:tcPr>
-            </w:tcPrChange>
           </w:tcPr>
           <w:p>
             <w:pPr>
@@ -849,11 +604,6 @@
         <w:tc>
           <w:tcPr>
             <w:tcW w:w="2772" w:type="dxa"/>
-            <w:tcPrChange w:id="133" w:author="Anna Seaman" w:date="2026-08-11T17:48:00Z" w16du:dateUtc="2026-08-11T22:48:00Z">
-              <w:tcPr>
-                <w:tcW w:w="2160" w:type="dxa"/>
-              </w:tcPr>
-            </w:tcPrChange>
           </w:tcPr>
           <w:p>
             <w:pPr>
@@ -882,12 +632,6 @@
         <w:tc>
           <w:tcPr>
             <w:tcW w:w="2772" w:type="dxa"/>
-            <w:tcPrChange w:id="134" w:author="Anna Seaman" w:date="2026-08-11T17:48:00Z" w16du:dateUtc="2026-08-11T22:48:00Z">
-              <w:tcPr>
-                <w:tcW w:w="2615" w:type="dxa"/>
-                <w:gridSpan w:val="2"/>
-              </w:tcPr>
-            </w:tcPrChange>
           </w:tcPr>
           <w:p>
             <w:pPr>
@@ -917,23 +661,10 @@
       <w:tr>
         <w:trPr>
           <w:trHeight w:val="300"/>
-          <w:trPrChange w:id="135" w:author="Anna Seaman" w:date="2026-08-11T17:48:00Z" w16du:dateUtc="2026-08-11T22:48:00Z">
-            <w:trPr>
-              <w:gridBefore w:val="1"/>
-              <w:gridAfter w:val="0"/>
-              <w:trHeight w:val="300"/>
-            </w:trPr>
-          </w:trPrChange>
         </w:trPr>
         <w:tc>
           <w:tcPr>
             <w:tcW w:w="1638" w:type="dxa"/>
-            <w:tcPrChange w:id="136" w:author="Anna Seaman" w:date="2026-08-11T17:48:00Z" w16du:dateUtc="2026-08-11T22:48:00Z">
-              <w:tcPr>
-                <w:tcW w:w="2152" w:type="dxa"/>
-                <w:gridSpan w:val="2"/>
-              </w:tcPr>
-            </w:tcPrChange>
           </w:tcPr>
           <w:p>
             <w:pPr>
@@ -983,11 +714,6 @@
         <w:tc>
           <w:tcPr>
             <w:tcW w:w="2772" w:type="dxa"/>
-            <w:tcPrChange w:id="137" w:author="Anna Seaman" w:date="2026-08-11T17:48:00Z" w16du:dateUtc="2026-08-11T22:48:00Z">
-              <w:tcPr>
-                <w:tcW w:w="2160" w:type="dxa"/>
-              </w:tcPr>
-            </w:tcPrChange>
           </w:tcPr>
           <w:p>
             <w:pPr>
@@ -1016,12 +742,6 @@
         <w:tc>
           <w:tcPr>
             <w:tcW w:w="2772" w:type="dxa"/>
-            <w:tcPrChange w:id="138" w:author="Anna Seaman" w:date="2026-08-11T17:48:00Z" w16du:dateUtc="2026-08-11T22:48:00Z">
-              <w:tcPr>
-                <w:tcW w:w="2615" w:type="dxa"/>
-                <w:gridSpan w:val="2"/>
-              </w:tcPr>
-            </w:tcPrChange>
           </w:tcPr>
           <w:p>
             <w:pPr>
@@ -1051,24 +771,11 @@
       <w:tr>
         <w:trPr>
           <w:trHeight w:val="300"/>
-          <w:trPrChange w:id="139" w:author="Anna Seaman" w:date="2026-08-11T17:48:00Z" w16du:dateUtc="2026-08-11T22:48:00Z">
-            <w:trPr>
-              <w:gridBefore w:val="1"/>
-              <w:gridAfter w:val="0"/>
-              <w:trHeight w:val="300"/>
-            </w:trPr>
-          </w:trPrChange>
         </w:trPr>
         <w:tc>
           <w:tcPr>
             <w:tcW w:w="7182" w:type="dxa"/>
             <w:gridSpan w:val="3"/>
-            <w:tcPrChange w:id="140" w:author="Anna Seaman" w:date="2026-08-11T17:48:00Z" w16du:dateUtc="2026-08-11T22:48:00Z">
-              <w:tcPr>
-                <w:tcW w:w="6927" w:type="dxa"/>
-                <w:gridSpan w:val="5"/>
-              </w:tcPr>
-            </w:tcPrChange>
           </w:tcPr>
           <w:p>
             <w:pPr>
@@ -1085,24 +792,13 @@
               </w:rPr>
               <w:t xml:space="preserve">Debrief: </w:t>
             </w:r>
-            <w:ins w:id="141" w:author="Anna Seaman" w:date="2026-08-11T17:48:00Z" w16du:dateUtc="2026-08-11T22:48:00Z">
-              <w:r>
-                <w:rPr>
-                  <w:rFonts w:ascii="Aptos" w:hAnsi="Aptos" w:cs="Aptos" w:eastAsia="Aptos"/>
-                  <w:color w:val="000000"/>
-                </w:rPr>
-                <w:t>≥</w:t>
-              </w:r>
-            </w:ins>
-            <w:del w:id="142" w:author="Anna Seaman" w:date="2026-08-11T17:48:00Z" w16du:dateUtc="2026-08-11T22:48:00Z">
-              <w:r>
-                <w:rPr>
-                  <w:rFonts w:ascii="Times New Roman" w:hAnsi="Times New Roman" w:cs="Times New Roman"/>
-                  <w:color w:val="000000"/>
-                </w:rPr>
-                <w:delText>\gte\</w:delText>
-              </w:r>
-            </w:del>
+            <w:r>
+              <w:rPr>
+                <w:rFonts w:ascii="Aptos" w:hAnsi="Aptos" w:cs="Aptos" w:eastAsia="Aptos"/>
+                <w:color w:val="000000"/>
+              </w:rPr>
+              <w:t>≥</w:t>
+            </w:r>
             <w:r>
               <w:rPr>
                 <w:rFonts w:ascii="Aptos" w:hAnsi="Aptos" w:cs="Aptos" w:eastAsia="Aptos"/>
